--- a/AOG SITE/legal-updated/AoG_IT_Deployment_Guide_CORRECTED.docx
+++ b/AOG SITE/legal-updated/AoG_IT_Deployment_Guide_CORRECTED.docx
@@ -938,7 +938,7 @@
           <w:i/>
           <w:iCs/>
         </w:rPr>
-        <w:t xml:space="preserve">This code is current as of June 2026. Before any large-scale deployment, check https://aog-checkin.netlify.app/ or contact whytheschooloflife@gmail.com to confirm you have the latest version.</w:t>
+        <w:t>This code is current as of June 2026. Before any large-scale deployment, check https://aog-checkin.netlify.app/ or contact Theopus77@yahoo.com to confirm you have the latest version.</w:t>
       </w:r>
     </w:p>
     <w:tbl>
@@ -3209,7 +3209,7 @@
           <w:sz w:val="18"/>
           <w:szCs w:val="18"/>
         </w:rPr>
-        <w:t xml:space="preserve">Questions: whytheschooloflife@gmail.com</w:t>
+        <w:t>Questions: Theopus77@yahoo.com</w:t>
       </w:r>
     </w:p>
     <w:sectPr>
